--- a/Cover_Letters/Shinoy_WeTravel_Senior_Software_Engineer__Developer_Experience_Cover_Letter.docx
+++ b/Cover_Letters/Shinoy_WeTravel_Senior_Software_Engineer__Developer_Experience_Cover_Letter.docx
@@ -14,7 +14,7 @@
     </w:p>
     <w:p>
       <w:r>
-        <w:t>August 28, 2026</w:t>
+        <w:t>September 20, 2026</w:t>
       </w:r>
     </w:p>
     <w:p>
@@ -35,12 +35,12 @@
     </w:p>
     <w:p>
       <w:r>
-        <w:t>Your focus on improving developer experience and removing friction for product teams at WeTravel really resonates with my background. In my recent roles, I have spent a lot of time building CI/CD pipelines, writing infrastructure with Terraform, and setting up reliable test environments in AWS. I also recently started using Gemini Code Assist to streamline script generation, which aligns well with your work involving LLM providers and modern developer tooling.</w:t>
+        <w:t>Your focus on building paved roads and removing friction for product engineers at WeTravel matches my background in platform tooling and CI/CD automation. In my recent work, I have spent a lot of time setting up infrastructure with Terraform and AWS, building reliable pipelines, and making sure internal tools actually help developers ship faster. I also use tools like Gemini Code Assist to speed up test generation and deployment scripts.</w:t>
       </w:r>
     </w:p>
     <w:p>
       <w:r>
-        <w:t>I would enjoy helping your platform team build out the internal tools and paved roads that make everyday software delivery smoother for engineers.</w:t>
+        <w:t>I am drawn to how WeTravel is scaling its platform to support thousands of travel businesses globally, and I want to help make that developer experience smooth and secure.</w:t>
       </w:r>
     </w:p>
     <w:p>
